--- a/docs/pilot-study/manuscripts/Supplement1_verification_v2.35.docx
+++ b/docs/pilot-study/manuscripts/Supplement1_verification_v2.35.docx
@@ -50,7 +50,7 @@
     </w:p>
     <w:p>
       <w:r>
-        <w:t>・検証スクリプトは生成プログラムとは別ファイル（scripts/lib/audiogramRuleChecks.mjs）に判定関数を実装した。症例生成のため生成関数を呼び出すが、合否判定式は生成器内部の拘束ルーチンを共有しない。一部の定数（最小ABG床・周波数別上下限など）は双方に同値を重複定義し、凍結正解表と突合して管理した。周波数別上下限（G4a／G4b）は生成器のEngineConstantsを参照せず、検証側に別定義した上下限表と比較する（値は生成器LIMITSおよびRULE_SPEC P4と同値）。同一著者・同一仕様に基づく確認であり、外部機関による第三者検証ではない。</w:t>
+        <w:t>・検証スクリプトは生成プログラムとは別ファイル（scripts/lib/audiogramRuleChecks.mjs）に判定関数を実装した。症例生成のため生成関数を呼び出すが、合否判定式は生成器内部の拘束ルーチンを共有しない。一部の定数（最小ABG下限・周波数別上下限など）は双方に同値を重複定義し、凍結正解表と突合して管理した。周波数別上下限（G4a／G4b）は生成器のEngineConstantsを参照せず、検証側に別定義した上下限表と比較する（値は生成器LIMITSおよびRULE_SPEC P4と同値）。同一著者・同一仕様に基づく確認であり、外部機関による第三者検証ではない。</w:t>
       </w:r>
     </w:p>
     <w:p>
@@ -65,7 +65,7 @@
     </w:p>
     <w:p>
       <w:r>
-        <w:t>・急性中耳炎の混合型：程度≥1で教育用Bernoulli試行（付与率50%）。臨床発生率の再現ではない。最小ABG床は滲出性中耳炎と同一。</w:t>
+        <w:t>・急性中耳炎の混合型：程度≥1で教育用Bernoulli試行（付与率50%）。臨床発生率の再現ではない。最小ABG下限は滲出性中耳炎と同一。</w:t>
       </w:r>
     </w:p>
     <w:p>
@@ -1894,12 +1894,12 @@
         <w:rPr>
           <w:b/>
         </w:rPr>
-        <w:t>1d．伝音パターンの最小ABG床（G3-CHL判定に使用）</w:t>
+        <w:t>1d．伝音パターンの最小ABG下限（G3-CHL判定に使用）</w:t>
       </w:r>
     </w:p>
     <w:p>
       <w:r>
-        <w:t>対象周波数のみ最小気骨導差（ABG＝気導−骨導）を課す。値はdB。未記載周波数は最小ABG床なし（ただし骨導測定周波数では教育用に骨導≤気導＋5 dB）。滲出性中耳炎と急性中耳炎は同一床。検証側MIN_ABG表（audiogramRuleChecks.mjs）および生成器のminMapsと同値。</w:t>
+        <w:t>対象周波数のみ最小気骨導差（ABG＝気導−骨導）を課す。値はdB。未記載周波数は最小ABG下限なし（ただし骨導測定周波数では教育用に骨導≤気導＋5 dB）。滲出性中耳炎と急性中耳炎は同一下限。検証側MIN_ABG表（audiogramRuleChecks.mjs）および生成器のminMapsと同値。</w:t>
       </w:r>
     </w:p>
     <w:tbl>
@@ -2792,7 +2792,7 @@
           </w:tcPr>
           <w:p>
             <w:r>
-              <w:t>Coles参考の著者設定（10 dB床）</w:t>
+              <w:t>Coles参考の著者設定（10 dB下限）</w:t>
             </w:r>
           </w:p>
         </w:tc>
@@ -3526,7 +3526,7 @@
           </w:tcPr>
           <w:p>
             <w:r>
-              <w:t>焦点差中央値 51.7 dB（グリッドの程度≥1規則と同じ30 dB床）</w:t>
+              <w:t>焦点差中央値 51.7 dB（グリッドの程度≥1規則と同じ30 dB下限）</w:t>
             </w:r>
           </w:p>
         </w:tc>
@@ -4639,7 +4639,7 @@
     </w:p>
     <w:p>
       <w:r>
-        <w:t>・ムンプス難聴の高度床（程度≥1）：病側平均気導≥70 dBかつ一側差≥55 dB。学習者向け無作為選択では軽度を選ばないが、検証グリッドでは程度1も明示指定で生成し、深度は中等度相当として高度床を満たす。</w:t>
+        <w:t>・ムンプス難聴の高度下限（程度≥1）：病側平均気導≥70 dBかつ一側差≥55 dB。学習者向け無作為選択では軽度を選ばないが、検証グリッドでは程度1も明示指定で生成し、深度は中等度相当として高度下限を満たす。</w:t>
       </w:r>
     </w:p>
     <w:p>
@@ -4649,12 +4649,12 @@
     </w:p>
     <w:p>
       <w:r>
-        <w:t>・C5-dipの深さ：4 kHz−2 kHzおよび4 kHz−8 kHz（気導、程度≥1）。規則は双方に10 dB床を課す。</w:t>
+        <w:t>・C5-dipの深さ：4 kHz−2 kHzおよび4 kHz−8 kHz（気導、程度≥1）。規則は双方に10 dB下限を課す。</w:t>
       </w:r>
     </w:p>
     <w:p>
       <w:r>
-        <w:t>・Carhart様の深さ：BC 2 kHz − mean(BC 1 kHz, BC 4 kHz)（付与例）。深さ床は5 dB。</w:t>
+        <w:t>・Carhart様の深さ：BC 2 kHz − mean(BC 1 kHz, BC 4 kHz)（付与例）。深さ下限は5 dB。</w:t>
       </w:r>
     </w:p>
     <w:p>
@@ -4737,7 +4737,7 @@
     </w:p>
     <w:p>
       <w:r>
-        <w:t>・床規則の別掲（全周波数SOを除く）：突発一側差 694/694、突発程度3 214/214、ムンプス 366/366。「0.5/1/2 kHzにSOなし」再集計も同数となるが、全周波数SO以外では当該3周波にSOが生じない構造上一致するためである。</w:t>
+        <w:t>・下限規則の別掲（全周波数SOを除く）：突発一側差 694/694、突発程度3 214/214、ムンプス 366/366。「0.5/1/2 kHzにSOなし」再集計も同数となるが、全周波数SO以外では当該3周波にSOが生じない構造上一致するためである。</w:t>
       </w:r>
     </w:p>
     <w:p>
@@ -6637,7 +6637,7 @@
           </w:tcPr>
           <w:p>
             <w:r>
-              <w:t>正常・適合データ（上限境界・ムンプス床を含む）</w:t>
+              <w:t>正常・適合データ（上限境界・ムンプス下限を含む）</w:t>
             </w:r>
           </w:p>
         </w:tc>
@@ -7181,7 +7181,7 @@
           </w:tcPr>
           <w:p>
             <w:r>
-              <w:t>C5-dipが5 dBのみ（10 dB床未満）</w:t>
+              <w:t>C5-dipが5 dBのみ（10 dB下限未満）</w:t>
             </w:r>
           </w:p>
         </w:tc>
@@ -7213,7 +7213,7 @@
           </w:tcPr>
           <w:p>
             <w:r>
-              <w:t>ムンプスで病側平均が高度床未満</w:t>
+              <w:t>ムンプスで病側平均が高度下限未満</w:t>
             </w:r>
           </w:p>
         </w:tc>
@@ -7271,7 +7271,7 @@
     </w:p>
     <w:p>
       <w:r>
-        <w:t>・適合率表のIDは歴史的経緯による。T2–T5およびT9は欠番であり、振り直しは行っていない（M9・M11と同様）。T1・T6–T8・T10・T11は焦点検証、G*は主に9,600件グリッド由来である。T7は程度2固定の焦点検証であり、表2および程度別記述統計（程度≥1）とは対象が異なる。規則床は程度≥1と同じ≥30 dB。</w:t>
+        <w:t>・適合率表のIDは歴史的経緯による。T2–T5およびT9は欠番であり、振り直しは行っていない（M9・M11と同様）。T1・T6–T8・T10・T11は焦点検証、G*は主に9,600件グリッド由来である。T7は程度2固定の焦点検証であり、表2および程度別記述統計（程度≥1）とは対象が異なる。規則下限は程度≥1と同じ≥30 dB。</w:t>
       </w:r>
     </w:p>
     <w:p>
@@ -7285,6 +7285,8 @@
       </w:r>
     </w:p>
     <w:sectPr>
+      <w:headerReference w:type="default" r:id="rId9"/>
+      <w:footerReference w:type="default" r:id="rId10"/>
       <w:pgSz w:w="12240" w:h="15840"/>
       <w:pgMar w:top="1440" w:right="1800" w:bottom="1440" w:left="1800" w:header="720" w:footer="720" w:gutter="0"/>
       <w:cols w:space="720"/>
@@ -7292,6 +7294,26 @@
     </w:sectPr>
   </w:body>
 </w:document>
+</file>
+
+<file path=word/footer1.xml><?xml version="1.0" encoding="utf-8"?>
+<w:ftr xmlns:m="http://schemas.openxmlformats.org/officeDocument/2006/math" xmlns:mc="http://schemas.openxmlformats.org/markup-compatibility/2006" xmlns:mo="http://schemas.microsoft.com/office/mac/office/2008/main" xmlns:mv="urn:schemas-microsoft-com:mac:vml" xmlns:o="urn:schemas-microsoft-com:office:office" xmlns:r="http://schemas.openxmlformats.org/officeDocument/2006/relationships" xmlns:v="urn:schemas-microsoft-com:vml" xmlns:w10="urn:schemas-microsoft-com:office:word" xmlns:w14="http://schemas.microsoft.com/office/word/2010/wordml" xmlns:w="http://schemas.openxmlformats.org/wordprocessingml/2006/main" xmlns:wne="http://schemas.microsoft.com/office/word/2006/wordml" xmlns:wp14="http://schemas.microsoft.com/office/word/2010/wordprocessingDrawing" xmlns:wp="http://schemas.openxmlformats.org/drawingml/2006/wordprocessingDrawing" xmlns:wpc="http://schemas.microsoft.com/office/word/2010/wordprocessingCanvas" xmlns:wpg="http://schemas.microsoft.com/office/word/2010/wordprocessingGroup" xmlns:wpi="http://schemas.microsoft.com/office/word/2010/wordprocessingInk" xmlns:wps="http://schemas.microsoft.com/office/word/2010/wordprocessingShape" mc:Ignorable="w14 wp14">
+  <w:p>
+    <w:pPr>
+      <w:pStyle w:val="Footer"/>
+    </w:pPr>
+  </w:p>
+</w:ftr>
+</file>
+
+<file path=word/header1.xml><?xml version="1.0" encoding="utf-8"?>
+<w:hdr xmlns:m="http://schemas.openxmlformats.org/officeDocument/2006/math" xmlns:mc="http://schemas.openxmlformats.org/markup-compatibility/2006" xmlns:mo="http://schemas.microsoft.com/office/mac/office/2008/main" xmlns:mv="urn:schemas-microsoft-com:mac:vml" xmlns:o="urn:schemas-microsoft-com:office:office" xmlns:r="http://schemas.openxmlformats.org/officeDocument/2006/relationships" xmlns:v="urn:schemas-microsoft-com:vml" xmlns:w10="urn:schemas-microsoft-com:office:word" xmlns:w14="http://schemas.microsoft.com/office/word/2010/wordml" xmlns:w="http://schemas.openxmlformats.org/wordprocessingml/2006/main" xmlns:wne="http://schemas.microsoft.com/office/word/2006/wordml" xmlns:wp14="http://schemas.microsoft.com/office/word/2010/wordprocessingDrawing" xmlns:wp="http://schemas.openxmlformats.org/drawingml/2006/wordprocessingDrawing" xmlns:wpc="http://schemas.microsoft.com/office/word/2010/wordprocessingCanvas" xmlns:wpg="http://schemas.microsoft.com/office/word/2010/wordprocessingGroup" xmlns:wpi="http://schemas.microsoft.com/office/word/2010/wordprocessingInk" xmlns:wps="http://schemas.microsoft.com/office/word/2010/wordprocessingShape" mc:Ignorable="w14 wp14">
+  <w:p>
+    <w:pPr>
+      <w:pStyle w:val="Header"/>
+    </w:pPr>
+  </w:p>
+</w:hdr>
 </file>
 
 <file path=word/numbering.xml><?xml version="1.0" encoding="utf-8"?>
